--- a/Assessment 2/Questions.docx
+++ b/Assessment 2/Questions.docx
@@ -312,6 +312,7 @@
           <w:szCs w:val="32"/>
           <w:lang w:val="en-US"/>
         </w:rPr>
+        <w:lastRenderedPageBreak/>
         <w:t>Differentiate between Data Science and Data Analytics</w:t>
       </w:r>
       <w:r>
@@ -378,7 +379,27 @@
           <w:szCs w:val="32"/>
           <w:lang w:val="en-US"/>
         </w:rPr>
-        <w:t>Draw the Logit/Sigmoid function graph and it’s equation</w:t>
+        <w:t xml:space="preserve">Draw the Logit/Sigmoid function graph and </w:t>
+      </w:r>
+      <w:proofErr w:type="gramStart"/>
+      <w:r>
+        <w:rPr>
+          <w:rFonts w:ascii="Aptos Display" w:hAnsi="Aptos Display"/>
+          <w:sz w:val="32"/>
+          <w:szCs w:val="32"/>
+          <w:lang w:val="en-US"/>
+        </w:rPr>
+        <w:t>it’s</w:t>
+      </w:r>
+      <w:proofErr w:type="gramEnd"/>
+      <w:r>
+        <w:rPr>
+          <w:rFonts w:ascii="Aptos Display" w:hAnsi="Aptos Display"/>
+          <w:sz w:val="32"/>
+          <w:szCs w:val="32"/>
+          <w:lang w:val="en-US"/>
+        </w:rPr>
+        <w:t xml:space="preserve"> equation</w:t>
       </w:r>
       <w:r>
         <w:rPr>
@@ -500,25 +521,7 @@
           <w:szCs w:val="32"/>
           <w:lang w:val="en-US"/>
         </w:rPr>
-        <w:t>(1to10).</w:t>
-      </w:r>
-      <w:r>
-        <w:rPr>
-          <w:rFonts w:ascii="Aptos Display" w:hAnsi="Aptos Display"/>
-          <w:sz w:val="32"/>
-          <w:szCs w:val="32"/>
-          <w:lang w:val="en-US"/>
-        </w:rPr>
-        <w:t xml:space="preserve"> </w:t>
-      </w:r>
-      <w:r>
-        <w:rPr>
-          <w:rFonts w:ascii="Aptos Display" w:hAnsi="Aptos Display"/>
-          <w:sz w:val="32"/>
-          <w:szCs w:val="32"/>
-          <w:lang w:val="en-US"/>
-        </w:rPr>
-        <w:t>The dataset contains missing values, duplicates, and inconsistent formats. Implement a Python program to load the dataset and perform the following tasks:</w:t>
+        <w:t>(1to10). The dataset contains missing values, duplicates, and inconsistent formats. Implement a Python program to load the dataset and perform the following tasks:</w:t>
       </w:r>
       <w:r>
         <w:rPr>
@@ -575,6 +578,7 @@
           <w:szCs w:val="32"/>
           <w:lang w:val="en-US"/>
         </w:rPr>
+        <w:lastRenderedPageBreak/>
         <w:t>b)</w:t>
       </w:r>
       <w:r>
